--- a/dist/AFDS-Draft-Specification-v1.0.0.docx
+++ b/dist/AFDS-Draft-Specification-v1.0.0.docx
@@ -769,7 +769,7 @@
                 <w:sz w:val="20"/>
                 <w:szCs w:val="20"/>
               </w:rPr>
-              <w:t xml:space="preserve">fc327dd</w:t>
+              <w:t xml:space="preserve">f06c0c9</w:t>
             </w:r>
           </w:p>
         </w:tc>
@@ -1104,7 +1104,7 @@
           <w:sz w:val="22"/>
           <w:szCs w:val="22"/>
         </w:rPr>
-        <w:t xml:space="preserve">The project intends to monitor and seek alignment with the W3C UI Specification Schema Community Group, the Design System Documentation Community Group, Open UI, and future Design Tokens Community Group work. The AFDS component-specification and evidence formats are provisional and are intended to be mapped to, or contributed as requirements for, those efforts rather than to become isolated terminology. A reader should treat every identifier and field name here as stable within this project and unstable outside it.</w:t>
+        <w:t xml:space="preserve">The project intends to monitor and seek alignment with the W3C Design System Documentation Community Group, Open UI, and future Design Tokens Community Group work. The W3C UI Specification Schema Community Group was previously named here as an alignment target; that group closed on 2026-05-21 without publishing a schema, so its charter is now read as a requirements input rather than as a vocabulary to align to. The AFDS component-specification and evidence formats are provisional and are intended to be mapped to, or contributed as requirements for, the remaining efforts rather than to become isolated terminology. A reader should treat every identifier and field name here as stable within this project and unstable outside it.</w:t>
       </w:r>
     </w:p>
     <w:p>
@@ -28230,7 +28230,43 @@
           <w:sz w:val="22"/>
           <w:szCs w:val="22"/>
         </w:rPr>
-        <w:t xml:space="preserve"> AFDS 1.0.0 is a project draft, not a W3C standard. The project will monitor and seek alignment with the W3C UI Specification Schema Community Group, the Design System Documentation Community Group, Open UI, and future DTCG work. The AFDS component-spec and evidence formats are provisional and are intended to be mapped to, or contributed as requirements for, those efforts rather than become isolated terminology. The supporting research is recorded in the portable representations research note.</w:t>
+        <w:t xml:space="preserve"> AFDS 1.0.0 is a project draft, not a W3C standard. As originally recorded, this decision said the project "will monitor and seek alignment with the W3C UI Specification Schema Community Group, the Design System Documentation Community Group, Open UI, and future DTCG work". That list is superseded and is kept here rather than deleted, because the reasoning above was formed while the first of those groups was believed to be live.</w:t>
+      </w:r>
+    </w:p>
+    <w:p>
+      <w:pPr>
+        <w:spacing w:after="160" w:before="0" w:line="300"/>
+      </w:pPr>
+      <w:r>
+        <w:rPr>
+          <w:rFonts w:ascii="Arial" w:cs="Arial" w:eastAsia="Arial" w:hAnsi="Arial"/>
+          <w:b w:val="false"/>
+          <w:bCs w:val="false"/>
+          <w:i w:val="false"/>
+          <w:iCs w:val="false"/>
+          <w:color w:val="000000"/>
+          <w:sz w:val="22"/>
+          <w:szCs w:val="22"/>
+        </w:rPr>
+        <w:t xml:space="preserve">The UI Specification Schema Community Group closed on 2026-05-21. It never chose a chair, its mailing list holds no messages, and it published no report or schema, so its charter is the entirety of its output. No successor has been announced. The consequence for this decision is limited but real: the charter is still valid evidence that a portable per-element specification covering layout, behaviour, constraints, and accessibility requirements is a recognised gap, which is part of why a bundle rather than a single format was chosen — but it is not a vocabulary this project can map onto, because no vocabulary exists.</w:t>
+      </w:r>
+    </w:p>
+    <w:p>
+      <w:pPr>
+        <w:spacing w:after="160" w:before="0" w:line="300"/>
+      </w:pPr>
+      <w:r>
+        <w:rPr>
+          <w:rFonts w:ascii="Arial" w:cs="Arial" w:eastAsia="Arial" w:hAnsi="Arial"/>
+          <w:b w:val="false"/>
+          <w:bCs w:val="false"/>
+          <w:i w:val="false"/>
+          <w:iCs w:val="false"/>
+          <w:color w:val="000000"/>
+          <w:sz w:val="22"/>
+          <w:szCs w:val="22"/>
+        </w:rPr>
+        <w:t xml:space="preserve">The alignment list is therefore the Design System Documentation Community Group, which now has co-chairs and an explicit DTCG and CEM compatibility goal but no draft, together with Open UI and future DTCG work. The AFDS component-spec and evidence formats are provisional and are intended to be mapped to, or contributed as requirements for, those efforts rather than become isolated terminology. Because the one live documentation group has no draft yet, contribution is currently the realistic form of alignment and consumption is not. The supporting research, including the evidence for each group's status, is recorded in the portable representations research note.</w:t>
       </w:r>
     </w:p>
     <w:p>

--- a/dist/AFDS-Draft-Specification-v1.0.0.docx
+++ b/dist/AFDS-Draft-Specification-v1.0.0.docx
@@ -67,6 +67,7 @@
     </w:p>
     <w:p>
       <w:pPr>
+        <w:keepNext w:val="false"/>
         <w:spacing w:after="160" w:before="0" w:line="300"/>
       </w:pPr>
       <w:r>
@@ -111,6 +112,7 @@
     </w:p>
     <w:p>
       <w:pPr>
+        <w:keepNext w:val="false"/>
         <w:spacing w:after="160" w:before="0" w:line="300"/>
       </w:pPr>
       <w:r>
@@ -769,7 +771,7 @@
                 <w:sz w:val="20"/>
                 <w:szCs w:val="20"/>
               </w:rPr>
-              <w:t xml:space="preserve">f06c0c9</w:t>
+              <w:t xml:space="preserve">f6ceceb</w:t>
             </w:r>
           </w:p>
         </w:tc>
@@ -1056,6 +1058,7 @@
       <w:pPr>
         <w:pStyle w:val="Heading1"/>
         <w:keepNext/>
+        <w:keepLines/>
       </w:pPr>
       <w:r>
         <w:rPr>
@@ -1073,6 +1076,7 @@
     </w:p>
     <w:p>
       <w:pPr>
+        <w:keepNext/>
         <w:spacing w:after="160" w:before="0" w:line="300"/>
       </w:pPr>
       <w:r>
@@ -1091,6 +1095,7 @@
     </w:p>
     <w:p>
       <w:pPr>
+        <w:keepNext/>
         <w:spacing w:after="160" w:before="0" w:line="300"/>
       </w:pPr>
       <w:r>
@@ -1111,6 +1116,7 @@
       <w:pPr>
         <w:pStyle w:val="Heading2"/>
         <w:keepNext/>
+        <w:keepLines/>
       </w:pPr>
       <w:r>
         <w:rPr>
@@ -1128,6 +1134,7 @@
     </w:p>
     <w:p>
       <w:pPr>
+        <w:keepNext/>
         <w:spacing w:after="160" w:before="0" w:line="300"/>
       </w:pPr>
       <w:r>
@@ -1148,6 +1155,7 @@
       <w:pPr>
         <w:pStyle w:val="Heading2"/>
         <w:keepNext/>
+        <w:keepLines/>
       </w:pPr>
       <w:r>
         <w:rPr>
@@ -1165,6 +1173,7 @@
     </w:p>
     <w:p>
       <w:pPr>
+        <w:keepNext/>
         <w:spacing w:after="160" w:before="0" w:line="300"/>
       </w:pPr>
       <w:r>
@@ -1185,6 +1194,7 @@
       <w:pPr>
         <w:pStyle w:val="Heading2"/>
         <w:keepNext/>
+        <w:keepLines/>
       </w:pPr>
       <w:r>
         <w:rPr>
@@ -1202,6 +1212,7 @@
     </w:p>
     <w:p>
       <w:pPr>
+        <w:keepNext/>
         <w:spacing w:after="160" w:before="0" w:line="300"/>
       </w:pPr>
       <w:r>
@@ -1248,6 +1259,7 @@
       <w:pPr>
         <w:pStyle w:val="Heading1"/>
         <w:keepNext/>
+        <w:keepLines/>
       </w:pPr>
       <w:r>
         <w:rPr>
@@ -1265,6 +1277,7 @@
     </w:p>
     <w:p>
       <w:pPr>
+        <w:keepNext/>
         <w:spacing w:after="160" w:before="0" w:line="300"/>
       </w:pPr>
       <w:r>
@@ -1283,6 +1296,7 @@
     </w:p>
     <w:p>
       <w:pPr>
+        <w:keepNext/>
         <w:spacing w:after="160" w:before="0" w:line="300"/>
       </w:pPr>
       <w:r>
@@ -1796,6 +1810,7 @@
     </w:p>
     <w:p>
       <w:pPr>
+        <w:keepNext w:val="false"/>
         <w:spacing w:after="160" w:before="0" w:line="300"/>
       </w:pPr>
       <w:r>
@@ -1814,6 +1829,7 @@
     </w:p>
     <w:p>
       <w:pPr>
+        <w:keepNext w:val="false"/>
         <w:spacing w:after="160" w:before="0" w:line="300"/>
       </w:pPr>
       <w:r>
@@ -1886,6 +1902,7 @@
       <w:pPr>
         <w:pStyle w:val="Heading1"/>
         <w:keepNext/>
+        <w:keepLines/>
       </w:pPr>
       <w:r>
         <w:rPr>
@@ -1903,6 +1920,7 @@
     </w:p>
     <w:p>
       <w:pPr>
+        <w:keepNext/>
         <w:spacing w:after="160" w:before="0" w:line="300"/>
       </w:pPr>
       <w:r>
@@ -1949,6 +1967,7 @@
       <w:pPr>
         <w:pStyle w:val="Heading2"/>
         <w:keepNext/>
+        <w:keepLines/>
       </w:pPr>
       <w:r>
         <w:rPr>
@@ -1966,6 +1985,7 @@
     </w:p>
     <w:p>
       <w:pPr>
+        <w:keepNext/>
         <w:spacing w:after="160" w:before="0" w:line="300"/>
       </w:pPr>
       <w:r>
@@ -3105,6 +3125,7 @@
       <w:pPr>
         <w:pStyle w:val="Heading2"/>
         <w:keepNext/>
+        <w:keepLines/>
       </w:pPr>
       <w:r>
         <w:rPr>
@@ -3122,6 +3143,7 @@
     </w:p>
     <w:p>
       <w:pPr>
+        <w:keepNext/>
         <w:spacing w:after="160" w:before="0" w:line="300"/>
       </w:pPr>
       <w:r>
@@ -3140,6 +3162,7 @@
     </w:p>
     <w:p>
       <w:pPr>
+        <w:keepNext/>
         <w:spacing w:after="160" w:before="0" w:line="300"/>
       </w:pPr>
       <w:r>
@@ -3158,6 +3181,7 @@
     </w:p>
     <w:p>
       <w:pPr>
+        <w:keepNext w:val="false"/>
         <w:spacing w:after="160" w:before="0" w:line="300"/>
       </w:pPr>
       <w:r>
@@ -3228,6 +3252,7 @@
     </w:p>
     <w:p>
       <w:pPr>
+        <w:keepNext w:val="false"/>
         <w:spacing w:after="160" w:before="0" w:line="300"/>
       </w:pPr>
       <w:r>
@@ -3248,6 +3273,7 @@
       <w:pPr>
         <w:pStyle w:val="Heading1"/>
         <w:keepNext/>
+        <w:keepLines/>
       </w:pPr>
       <w:r>
         <w:rPr>
@@ -3265,6 +3291,7 @@
     </w:p>
     <w:p>
       <w:pPr>
+        <w:keepNext/>
         <w:spacing w:after="160" w:before="0" w:line="300"/>
       </w:pPr>
       <w:r>
@@ -3309,6 +3336,7 @@
     </w:p>
     <w:p>
       <w:pPr>
+        <w:keepNext/>
         <w:spacing w:after="160" w:before="0" w:line="300"/>
       </w:pPr>
       <w:r>
@@ -3431,6 +3459,7 @@
     </w:p>
     <w:p>
       <w:pPr>
+        <w:keepNext w:val="false"/>
         <w:spacing w:after="160" w:before="0" w:line="300"/>
       </w:pPr>
       <w:r>
@@ -3553,6 +3582,7 @@
     </w:p>
     <w:p>
       <w:pPr>
+        <w:keepNext w:val="false"/>
         <w:spacing w:after="160" w:before="0" w:line="300"/>
       </w:pPr>
       <w:r>
@@ -3573,6 +3603,7 @@
       <w:pPr>
         <w:pStyle w:val="Heading1"/>
         <w:keepNext/>
+        <w:keepLines/>
       </w:pPr>
       <w:r>
         <w:rPr>
@@ -3590,6 +3621,7 @@
     </w:p>
     <w:p>
       <w:pPr>
+        <w:keepNext/>
         <w:spacing w:after="160" w:before="0" w:line="300"/>
       </w:pPr>
       <w:r>
@@ -3610,6 +3642,7 @@
       <w:pPr>
         <w:pStyle w:val="Heading2"/>
         <w:keepNext/>
+        <w:keepLines/>
       </w:pPr>
       <w:r>
         <w:rPr>
@@ -3627,6 +3660,7 @@
     </w:p>
     <w:p>
       <w:pPr>
+        <w:keepNext/>
         <w:spacing w:after="160" w:before="0" w:line="300"/>
       </w:pPr>
       <w:r>
@@ -3697,6 +3731,7 @@
     </w:p>
     <w:p>
       <w:pPr>
+        <w:keepNext/>
         <w:spacing w:after="160" w:before="0" w:line="300"/>
       </w:pPr>
       <w:r>
@@ -3949,6 +3984,7 @@
     </w:p>
     <w:p>
       <w:pPr>
+        <w:keepNext w:val="false"/>
         <w:spacing w:after="160" w:before="0" w:line="300"/>
       </w:pPr>
       <w:r>
@@ -3995,6 +4031,7 @@
       <w:pPr>
         <w:pStyle w:val="Heading2"/>
         <w:keepNext/>
+        <w:keepLines/>
       </w:pPr>
       <w:r>
         <w:rPr>
@@ -5995,6 +6032,7 @@
       <w:pPr>
         <w:pStyle w:val="Heading2"/>
         <w:keepNext/>
+        <w:keepLines/>
       </w:pPr>
       <w:r>
         <w:rPr>
@@ -6012,6 +6050,7 @@
     </w:p>
     <w:p>
       <w:pPr>
+        <w:keepNext/>
         <w:spacing w:after="160" w:before="0" w:line="300"/>
       </w:pPr>
       <w:r>
@@ -6108,6 +6147,7 @@
     </w:p>
     <w:p>
       <w:pPr>
+        <w:keepNext/>
         <w:spacing w:after="160" w:before="0" w:line="300"/>
       </w:pPr>
       <w:r>
@@ -6128,6 +6168,7 @@
       <w:pPr>
         <w:pStyle w:val="Heading1"/>
         <w:keepNext/>
+        <w:keepLines/>
       </w:pPr>
       <w:r>
         <w:rPr>
@@ -6145,6 +6186,7 @@
     </w:p>
     <w:p>
       <w:pPr>
+        <w:keepNext/>
         <w:spacing w:after="160" w:before="0" w:line="300"/>
       </w:pPr>
       <w:r>
@@ -6165,6 +6207,7 @@
       <w:pPr>
         <w:pStyle w:val="Heading2"/>
         <w:keepNext/>
+        <w:keepLines/>
       </w:pPr>
       <w:r>
         <w:rPr>
@@ -6757,6 +6800,7 @@
       <w:pPr>
         <w:pStyle w:val="Heading2"/>
         <w:keepNext/>
+        <w:keepLines/>
       </w:pPr>
       <w:r>
         <w:rPr>
@@ -6774,6 +6818,7 @@
     </w:p>
     <w:p>
       <w:pPr>
+        <w:keepNext/>
         <w:spacing w:after="160" w:before="0" w:line="300"/>
       </w:pPr>
       <w:r>
@@ -6870,6 +6915,7 @@
     </w:p>
     <w:p>
       <w:pPr>
+        <w:keepNext/>
         <w:spacing w:after="160" w:before="0" w:line="300"/>
       </w:pPr>
       <w:r>
@@ -6888,6 +6934,7 @@
     </w:p>
     <w:p>
       <w:pPr>
+        <w:keepNext w:val="false"/>
         <w:spacing w:after="160" w:before="0" w:line="300"/>
       </w:pPr>
       <w:r>
@@ -6906,6 +6953,7 @@
     </w:p>
     <w:p>
       <w:pPr>
+        <w:keepNext w:val="false"/>
         <w:spacing w:after="160" w:before="0" w:line="300"/>
       </w:pPr>
       <w:r>
@@ -6924,6 +6972,7 @@
     </w:p>
     <w:p>
       <w:pPr>
+        <w:keepNext w:val="false"/>
         <w:spacing w:after="160" w:before="0" w:line="300"/>
       </w:pPr>
       <w:r>
@@ -6994,6 +7043,7 @@
     </w:p>
     <w:p>
       <w:pPr>
+        <w:keepNext w:val="false"/>
         <w:spacing w:after="160" w:before="0" w:line="300"/>
       </w:pPr>
       <w:r>
@@ -7144,6 +7194,7 @@
       <w:pPr>
         <w:pStyle w:val="Heading2"/>
         <w:keepNext/>
+        <w:keepLines/>
       </w:pPr>
       <w:r>
         <w:rPr>
@@ -7161,6 +7212,7 @@
     </w:p>
     <w:p>
       <w:pPr>
+        <w:keepNext/>
         <w:spacing w:after="160" w:before="0" w:line="300"/>
       </w:pPr>
       <w:r>
@@ -7207,6 +7259,7 @@
       <w:pPr>
         <w:pStyle w:val="Heading1"/>
         <w:keepNext/>
+        <w:keepLines/>
       </w:pPr>
       <w:r>
         <w:rPr>
@@ -7237,6 +7290,7 @@
     </w:p>
     <w:p>
       <w:pPr>
+        <w:keepNext/>
         <w:spacing w:after="160" w:before="0" w:line="300"/>
       </w:pPr>
       <w:r>
@@ -7257,6 +7311,7 @@
       <w:pPr>
         <w:pStyle w:val="Heading2"/>
         <w:keepNext/>
+        <w:keepLines/>
       </w:pPr>
       <w:r>
         <w:rPr>
@@ -7274,6 +7329,7 @@
     </w:p>
     <w:p>
       <w:pPr>
+        <w:keepNext/>
         <w:spacing w:after="160" w:before="0" w:line="300"/>
       </w:pPr>
       <w:r>
@@ -11001,6 +11057,7 @@
     </w:p>
     <w:p>
       <w:pPr>
+        <w:keepNext w:val="false"/>
         <w:spacing w:after="160" w:before="0" w:line="300"/>
       </w:pPr>
       <w:r>
@@ -11826,6 +11883,7 @@
     </w:p>
     <w:p>
       <w:pPr>
+        <w:keepNext w:val="false"/>
         <w:spacing w:after="160" w:before="0" w:line="300"/>
       </w:pPr>
       <w:r>
@@ -13055,6 +13113,7 @@
     </w:p>
     <w:p>
       <w:pPr>
+        <w:keepNext w:val="false"/>
         <w:spacing w:after="160" w:before="0" w:line="300"/>
       </w:pPr>
       <w:r>
@@ -13101,6 +13160,7 @@
       <w:pPr>
         <w:pStyle w:val="Heading2"/>
         <w:keepNext/>
+        <w:keepLines/>
       </w:pPr>
       <w:r>
         <w:rPr>
@@ -13118,6 +13178,7 @@
     </w:p>
     <w:p>
       <w:pPr>
+        <w:keepNext/>
         <w:spacing w:after="160" w:before="0" w:line="300"/>
       </w:pPr>
       <w:r>
@@ -14250,6 +14311,7 @@
     </w:p>
     <w:p>
       <w:pPr>
+        <w:keepNext w:val="false"/>
         <w:spacing w:after="160" w:before="0" w:line="300"/>
       </w:pPr>
       <w:r>
@@ -14348,6 +14410,7 @@
       <w:pPr>
         <w:pStyle w:val="Heading1"/>
         <w:keepNext/>
+        <w:keepLines/>
       </w:pPr>
       <w:r>
         <w:rPr>
@@ -14378,6 +14441,7 @@
     </w:p>
     <w:p>
       <w:pPr>
+        <w:keepNext/>
         <w:spacing w:after="160" w:before="0" w:line="300"/>
       </w:pPr>
       <w:r>
@@ -14398,6 +14462,7 @@
       <w:pPr>
         <w:pStyle w:val="Heading2"/>
         <w:keepNext/>
+        <w:keepLines/>
       </w:pPr>
       <w:r>
         <w:rPr>
@@ -14415,6 +14480,7 @@
     </w:p>
     <w:p>
       <w:pPr>
+        <w:keepNext/>
         <w:spacing w:after="160" w:before="0" w:line="300"/>
       </w:pPr>
       <w:r>
@@ -14433,6 +14499,7 @@
     </w:p>
     <w:p>
       <w:pPr>
+        <w:keepNext/>
         <w:spacing w:after="160" w:before="0" w:line="300"/>
       </w:pPr>
       <w:r>
@@ -14451,6 +14518,7 @@
     </w:p>
     <w:p>
       <w:pPr>
+        <w:keepNext w:val="false"/>
         <w:spacing w:after="160" w:before="0" w:line="300"/>
       </w:pPr>
       <w:r>
@@ -14471,6 +14539,7 @@
       <w:pPr>
         <w:pStyle w:val="Heading2"/>
         <w:keepNext/>
+        <w:keepLines/>
       </w:pPr>
       <w:r>
         <w:rPr>
@@ -16351,6 +16420,7 @@
     </w:p>
     <w:p>
       <w:pPr>
+        <w:keepNext w:val="false"/>
         <w:spacing w:after="160" w:before="0" w:line="300"/>
       </w:pPr>
       <w:r>
@@ -17326,6 +17396,7 @@
     </w:p>
     <w:p>
       <w:pPr>
+        <w:keepNext w:val="false"/>
         <w:spacing w:after="160" w:before="0" w:line="300"/>
       </w:pPr>
       <w:r>
@@ -17372,6 +17443,7 @@
       <w:pPr>
         <w:pStyle w:val="Heading2"/>
         <w:keepNext/>
+        <w:keepLines/>
       </w:pPr>
       <w:r>
         <w:rPr>
@@ -17389,6 +17461,7 @@
     </w:p>
     <w:p>
       <w:pPr>
+        <w:keepNext/>
         <w:spacing w:after="160" w:before="0" w:line="300"/>
       </w:pPr>
       <w:r>
@@ -17927,6 +18000,7 @@
     </w:p>
     <w:p>
       <w:pPr>
+        <w:keepNext w:val="false"/>
         <w:spacing w:after="160" w:before="0" w:line="300"/>
       </w:pPr>
       <w:r>
@@ -17973,6 +18047,7 @@
       <w:pPr>
         <w:pStyle w:val="Heading1"/>
         <w:keepNext/>
+        <w:keepLines/>
       </w:pPr>
       <w:r>
         <w:rPr>
@@ -17990,6 +18065,7 @@
     </w:p>
     <w:p>
       <w:pPr>
+        <w:keepNext/>
         <w:spacing w:after="160" w:before="0" w:line="300"/>
       </w:pPr>
       <w:r>
@@ -18009,6 +18085,7 @@
     <w:p>
       <w:pPr>
         <w:pStyle w:val="ListParagraph"/>
+        <w:keepNext/>
         <w:numPr>
           <w:ilvl w:val="0"/>
           <w:numId w:val="2"/>
@@ -18045,6 +18122,7 @@
     <w:p>
       <w:pPr>
         <w:pStyle w:val="ListParagraph"/>
+        <w:keepNext w:val="false"/>
         <w:numPr>
           <w:ilvl w:val="0"/>
           <w:numId w:val="2"/>
@@ -18159,6 +18237,7 @@
     <w:p>
       <w:pPr>
         <w:pStyle w:val="ListParagraph"/>
+        <w:keepNext w:val="false"/>
         <w:numPr>
           <w:ilvl w:val="0"/>
           <w:numId w:val="2"/>
@@ -18195,6 +18274,7 @@
     <w:p>
       <w:pPr>
         <w:pStyle w:val="ListParagraph"/>
+        <w:keepNext w:val="false"/>
         <w:numPr>
           <w:ilvl w:val="0"/>
           <w:numId w:val="2"/>
@@ -18335,6 +18415,7 @@
     <w:p>
       <w:pPr>
         <w:pStyle w:val="ListParagraph"/>
+        <w:keepNext w:val="false"/>
         <w:numPr>
           <w:ilvl w:val="0"/>
           <w:numId w:val="2"/>
@@ -18657,6 +18738,7 @@
     <w:p>
       <w:pPr>
         <w:pStyle w:val="ListParagraph"/>
+        <w:keepNext w:val="false"/>
         <w:numPr>
           <w:ilvl w:val="0"/>
           <w:numId w:val="2"/>
@@ -18719,6 +18801,7 @@
     <w:p>
       <w:pPr>
         <w:pStyle w:val="ListParagraph"/>
+        <w:keepNext w:val="false"/>
         <w:numPr>
           <w:ilvl w:val="0"/>
           <w:numId w:val="2"/>
@@ -18781,6 +18864,7 @@
     <w:p>
       <w:pPr>
         <w:pStyle w:val="ListParagraph"/>
+        <w:keepNext w:val="false"/>
         <w:numPr>
           <w:ilvl w:val="0"/>
           <w:numId w:val="2"/>
@@ -18843,6 +18927,7 @@
     <w:p>
       <w:pPr>
         <w:pStyle w:val="ListParagraph"/>
+        <w:keepNext w:val="false"/>
         <w:numPr>
           <w:ilvl w:val="0"/>
           <w:numId w:val="2"/>
@@ -18905,6 +18990,7 @@
     <w:p>
       <w:pPr>
         <w:pStyle w:val="ListParagraph"/>
+        <w:keepNext w:val="false"/>
         <w:numPr>
           <w:ilvl w:val="0"/>
           <w:numId w:val="2"/>
@@ -18940,6 +19026,7 @@
     </w:p>
     <w:p>
       <w:pPr>
+        <w:keepNext w:val="false"/>
         <w:spacing w:after="160" w:before="0" w:line="300"/>
       </w:pPr>
       <w:r>
@@ -18958,6 +19045,7 @@
     </w:p>
     <w:p>
       <w:pPr>
+        <w:keepNext w:val="false"/>
         <w:spacing w:after="160" w:before="0" w:line="300"/>
       </w:pPr>
       <w:r>
@@ -18978,6 +19066,7 @@
       <w:pPr>
         <w:pStyle w:val="Heading1"/>
         <w:keepNext/>
+        <w:keepLines/>
       </w:pPr>
       <w:r>
         <w:rPr>
@@ -18995,6 +19084,7 @@
     </w:p>
     <w:p>
       <w:pPr>
+        <w:keepNext/>
         <w:spacing w:after="160" w:before="0" w:line="300"/>
       </w:pPr>
       <w:r>
@@ -19015,6 +19105,7 @@
       <w:pPr>
         <w:pStyle w:val="Heading2"/>
         <w:keepNext/>
+        <w:keepLines/>
       </w:pPr>
       <w:r>
         <w:rPr>
@@ -19032,6 +19123,7 @@
     </w:p>
     <w:p>
       <w:pPr>
+        <w:keepNext/>
         <w:spacing w:after="160" w:before="0" w:line="300"/>
       </w:pPr>
       <w:r>
@@ -19076,6 +19168,7 @@
     </w:p>
     <w:p>
       <w:pPr>
+        <w:keepNext/>
         <w:spacing w:after="160" w:before="0" w:line="300"/>
       </w:pPr>
       <w:r>
@@ -19148,6 +19241,7 @@
       <w:pPr>
         <w:pStyle w:val="Heading2"/>
         <w:keepNext/>
+        <w:keepLines/>
       </w:pPr>
       <w:r>
         <w:rPr>
@@ -19165,6 +19259,7 @@
     </w:p>
     <w:p>
       <w:pPr>
+        <w:keepNext/>
         <w:spacing w:after="160" w:before="0" w:line="300"/>
       </w:pPr>
       <w:r>
@@ -19183,6 +19278,7 @@
     </w:p>
     <w:p>
       <w:pPr>
+        <w:keepNext/>
         <w:spacing w:after="160" w:before="0" w:line="300"/>
       </w:pPr>
       <w:r>
@@ -20028,6 +20124,7 @@
     </w:p>
     <w:p>
       <w:pPr>
+        <w:keepNext w:val="false"/>
         <w:spacing w:after="160" w:before="0" w:line="300"/>
       </w:pPr>
       <w:r>
@@ -20046,6 +20143,7 @@
     </w:p>
     <w:p>
       <w:pPr>
+        <w:keepNext w:val="false"/>
         <w:spacing w:after="160" w:before="0" w:line="300"/>
       </w:pPr>
       <w:r>
@@ -20066,6 +20164,7 @@
       <w:pPr>
         <w:pStyle w:val="Heading2"/>
         <w:keepNext/>
+        <w:keepLines/>
       </w:pPr>
       <w:r>
         <w:rPr>
@@ -20083,6 +20182,7 @@
     </w:p>
     <w:p>
       <w:pPr>
+        <w:keepNext/>
         <w:spacing w:after="160" w:before="0" w:line="300"/>
       </w:pPr>
       <w:r>
@@ -20101,6 +20201,7 @@
     </w:p>
     <w:p>
       <w:pPr>
+        <w:keepNext/>
         <w:spacing w:after="160" w:before="0" w:line="300"/>
       </w:pPr>
       <w:r>
@@ -20119,6 +20220,7 @@
     </w:p>
     <w:p>
       <w:pPr>
+        <w:keepNext w:val="false"/>
         <w:spacing w:after="160" w:before="0" w:line="300"/>
       </w:pPr>
       <w:r>
@@ -20710,6 +20812,7 @@
     </w:p>
     <w:p>
       <w:pPr>
+        <w:keepNext w:val="false"/>
         <w:spacing w:after="160" w:before="0" w:line="300"/>
       </w:pPr>
       <w:r>
@@ -20754,6 +20857,7 @@
     </w:p>
     <w:p>
       <w:pPr>
+        <w:keepNext w:val="false"/>
         <w:spacing w:after="160" w:before="0" w:line="300"/>
       </w:pPr>
       <w:r>
@@ -20774,6 +20878,7 @@
       <w:pPr>
         <w:pStyle w:val="Heading1"/>
         <w:keepNext/>
+        <w:keepLines/>
       </w:pPr>
       <w:r>
         <w:rPr>
@@ -20791,6 +20896,7 @@
     </w:p>
     <w:p>
       <w:pPr>
+        <w:keepNext/>
         <w:spacing w:after="160" w:before="0" w:line="300"/>
       </w:pPr>
       <w:r>
@@ -20811,6 +20917,7 @@
       <w:pPr>
         <w:pStyle w:val="Heading2"/>
         <w:keepNext/>
+        <w:keepLines/>
       </w:pPr>
       <w:r>
         <w:rPr>
@@ -20828,6 +20935,7 @@
     </w:p>
     <w:p>
       <w:pPr>
+        <w:keepNext/>
         <w:spacing w:after="160" w:before="0" w:line="300"/>
       </w:pPr>
       <w:r>
@@ -20846,6 +20954,7 @@
     </w:p>
     <w:p>
       <w:pPr>
+        <w:keepNext/>
         <w:spacing w:after="160" w:before="0" w:line="300"/>
       </w:pPr>
       <w:r>
@@ -20890,6 +20999,7 @@
     </w:p>
     <w:p>
       <w:pPr>
+        <w:keepNext w:val="false"/>
         <w:spacing w:after="160" w:before="0" w:line="300"/>
       </w:pPr>
       <w:r>
@@ -20988,6 +21098,7 @@
       <w:pPr>
         <w:pStyle w:val="Heading2"/>
         <w:keepNext/>
+        <w:keepLines/>
       </w:pPr>
       <w:r>
         <w:rPr>
@@ -21005,6 +21116,7 @@
     </w:p>
     <w:p>
       <w:pPr>
+        <w:keepNext/>
         <w:spacing w:after="160" w:before="0" w:line="300"/>
       </w:pPr>
       <w:r>
@@ -22334,6 +22446,7 @@
       <w:pPr>
         <w:pStyle w:val="Heading2"/>
         <w:keepNext/>
+        <w:keepLines/>
       </w:pPr>
       <w:r>
         <w:rPr>
@@ -22351,6 +22464,7 @@
     </w:p>
     <w:p>
       <w:pPr>
+        <w:keepNext/>
         <w:spacing w:after="160" w:before="0" w:line="300"/>
       </w:pPr>
       <w:r>
@@ -23978,6 +24092,7 @@
     </w:p>
     <w:p>
       <w:pPr>
+        <w:keepNext w:val="false"/>
         <w:spacing w:after="160" w:before="0" w:line="300"/>
       </w:pPr>
       <w:r>
@@ -24490,6 +24605,7 @@
     </w:p>
     <w:p>
       <w:pPr>
+        <w:keepNext w:val="false"/>
         <w:spacing w:after="160" w:before="0" w:line="300"/>
       </w:pPr>
       <w:r>
@@ -24560,6 +24676,7 @@
     </w:p>
     <w:p>
       <w:pPr>
+        <w:keepNext w:val="false"/>
         <w:spacing w:after="160" w:before="0" w:line="300"/>
       </w:pPr>
       <w:r>
@@ -24710,6 +24827,7 @@
       <w:pPr>
         <w:pStyle w:val="Heading1"/>
         <w:keepNext/>
+        <w:keepLines/>
       </w:pPr>
       <w:r>
         <w:rPr>
@@ -24727,6 +24845,7 @@
     </w:p>
     <w:p>
       <w:pPr>
+        <w:keepNext/>
         <w:spacing w:after="160" w:before="0" w:line="300"/>
       </w:pPr>
       <w:r>
@@ -24745,6 +24864,7 @@
     </w:p>
     <w:p>
       <w:pPr>
+        <w:keepNext/>
         <w:spacing w:after="160" w:before="0" w:line="300"/>
       </w:pPr>
       <w:r>
@@ -25339,6 +25459,7 @@
     </w:p>
     <w:p>
       <w:pPr>
+        <w:keepNext w:val="false"/>
         <w:spacing w:after="160" w:before="0" w:line="300"/>
       </w:pPr>
       <w:r>
@@ -25357,6 +25478,7 @@
     </w:p>
     <w:p>
       <w:pPr>
+        <w:keepNext w:val="false"/>
         <w:spacing w:after="160" w:before="0" w:line="300"/>
       </w:pPr>
       <w:r>
@@ -25375,6 +25497,7 @@
     </w:p>
     <w:p>
       <w:pPr>
+        <w:keepNext w:val="false"/>
         <w:spacing w:after="160" w:before="0" w:line="300"/>
       </w:pPr>
       <w:r>
@@ -25447,6 +25570,7 @@
       <w:pPr>
         <w:pStyle w:val="Heading1"/>
         <w:keepNext/>
+        <w:keepLines/>
       </w:pPr>
       <w:r>
         <w:rPr>
@@ -25464,6 +25588,7 @@
     </w:p>
     <w:p>
       <w:pPr>
+        <w:keepNext/>
         <w:spacing w:after="160" w:before="0" w:line="300"/>
       </w:pPr>
       <w:r>
@@ -25482,6 +25607,7 @@
     </w:p>
     <w:p>
       <w:pPr>
+        <w:keepNext/>
         <w:spacing w:after="160" w:before="0" w:line="300"/>
       </w:pPr>
       <w:r>
@@ -25541,6 +25667,7 @@
       <w:pPr>
         <w:pStyle w:val="Heading2"/>
         <w:keepNext/>
+        <w:keepLines/>
       </w:pPr>
       <w:r>
         <w:rPr>
@@ -25558,6 +25685,7 @@
     </w:p>
     <w:p>
       <w:pPr>
+        <w:keepNext/>
         <w:spacing w:after="160" w:before="0" w:line="300"/>
       </w:pPr>
       <w:r>
@@ -25578,6 +25706,7 @@
       <w:pPr>
         <w:pStyle w:val="Heading2"/>
         <w:keepNext/>
+        <w:keepLines/>
       </w:pPr>
       <w:r>
         <w:rPr>
@@ -26246,6 +26375,7 @@
     </w:p>
     <w:p>
       <w:pPr>
+        <w:keepNext w:val="false"/>
         <w:spacing w:after="160" w:before="0" w:line="300"/>
       </w:pPr>
       <w:r>
@@ -26266,6 +26396,7 @@
       <w:pPr>
         <w:pStyle w:val="Heading2"/>
         <w:keepNext/>
+        <w:keepLines/>
       </w:pPr>
       <w:r>
         <w:rPr>
@@ -26283,6 +26414,7 @@
     </w:p>
     <w:p>
       <w:pPr>
+        <w:keepNext/>
         <w:spacing w:after="160" w:before="0" w:line="300"/>
       </w:pPr>
       <w:r>
@@ -26314,6 +26446,7 @@
     </w:p>
     <w:p>
       <w:pPr>
+        <w:keepNext/>
         <w:spacing w:after="160" w:before="0" w:line="300"/>
       </w:pPr>
       <w:r>
@@ -26334,6 +26467,7 @@
       <w:pPr>
         <w:pStyle w:val="Heading1"/>
         <w:keepNext/>
+        <w:keepLines/>
       </w:pPr>
       <w:r>
         <w:rPr>
@@ -26351,6 +26485,7 @@
     </w:p>
     <w:p>
       <w:pPr>
+        <w:keepNext/>
         <w:spacing w:after="160" w:before="0" w:line="300"/>
       </w:pPr>
       <w:r>
@@ -26369,6 +26504,7 @@
     </w:p>
     <w:p>
       <w:pPr>
+        <w:keepNext/>
         <w:spacing w:after="160" w:before="0" w:line="300"/>
       </w:pPr>
       <w:r>
@@ -26465,6 +26601,7 @@
     </w:p>
     <w:p>
       <w:pPr>
+        <w:keepNext w:val="false"/>
         <w:spacing w:after="160" w:before="0" w:line="300"/>
       </w:pPr>
       <w:r>
@@ -26485,6 +26622,7 @@
       <w:pPr>
         <w:pStyle w:val="Heading2"/>
         <w:keepNext/>
+        <w:keepLines/>
       </w:pPr>
       <w:r>
         <w:rPr>
@@ -26502,6 +26640,7 @@
     </w:p>
     <w:p>
       <w:pPr>
+        <w:keepNext/>
         <w:spacing w:after="160" w:before="0" w:line="300"/>
       </w:pPr>
       <w:r>
@@ -26548,6 +26687,7 @@
       <w:pPr>
         <w:pStyle w:val="Heading2"/>
         <w:keepNext/>
+        <w:keepLines/>
       </w:pPr>
       <w:r>
         <w:rPr>
@@ -27405,6 +27545,7 @@
     </w:p>
     <w:p>
       <w:pPr>
+        <w:keepNext w:val="false"/>
         <w:spacing w:after="160" w:before="0" w:line="300"/>
       </w:pPr>
       <w:r>
@@ -27425,6 +27566,7 @@
       <w:pPr>
         <w:pStyle w:val="Heading1"/>
         <w:keepNext/>
+        <w:keepLines/>
       </w:pPr>
       <w:r>
         <w:rPr>
@@ -27442,6 +27584,7 @@
     </w:p>
     <w:p>
       <w:pPr>
+        <w:keepNext/>
         <w:spacing w:after="160" w:before="0" w:line="300"/>
       </w:pPr>
       <w:r>
@@ -27462,6 +27605,7 @@
       <w:pPr>
         <w:pStyle w:val="Heading2"/>
         <w:keepNext/>
+        <w:keepLines/>
       </w:pPr>
       <w:r>
         <w:rPr>
@@ -27479,6 +27623,7 @@
     </w:p>
     <w:p>
       <w:pPr>
+        <w:keepNext/>
         <w:spacing w:after="160" w:before="0" w:line="300"/>
       </w:pPr>
       <w:r>
@@ -27577,6 +27722,7 @@
       <w:pPr>
         <w:pStyle w:val="Heading2"/>
         <w:keepNext/>
+        <w:keepLines/>
       </w:pPr>
       <w:r>
         <w:rPr>
@@ -27594,6 +27740,7 @@
     </w:p>
     <w:p>
       <w:pPr>
+        <w:keepNext/>
         <w:spacing w:after="160" w:before="0" w:line="300"/>
       </w:pPr>
       <w:r>
@@ -27614,6 +27761,7 @@
       <w:pPr>
         <w:pStyle w:val="Heading2"/>
         <w:keepNext/>
+        <w:keepLines/>
       </w:pPr>
       <w:r>
         <w:rPr>
@@ -27631,6 +27779,7 @@
     </w:p>
     <w:p>
       <w:pPr>
+        <w:keepNext/>
         <w:spacing w:after="160" w:before="0" w:line="300"/>
       </w:pPr>
       <w:r>
@@ -27651,6 +27800,7 @@
       <w:pPr>
         <w:pStyle w:val="Heading2"/>
         <w:keepNext/>
+        <w:keepLines/>
       </w:pPr>
       <w:r>
         <w:rPr>
@@ -27668,6 +27818,7 @@
     </w:p>
     <w:p>
       <w:pPr>
+        <w:keepNext/>
         <w:spacing w:after="160" w:before="0" w:line="300"/>
       </w:pPr>
       <w:r>
@@ -27688,6 +27839,7 @@
       <w:pPr>
         <w:pStyle w:val="Heading1"/>
         <w:keepNext/>
+        <w:keepLines/>
       </w:pPr>
       <w:r>
         <w:rPr>
@@ -27705,6 +27857,7 @@
     </w:p>
     <w:p>
       <w:pPr>
+        <w:keepNext/>
         <w:spacing w:after="160" w:before="0" w:line="300"/>
       </w:pPr>
       <w:r>
@@ -27724,6 +27877,7 @@
     <w:p>
       <w:pPr>
         <w:pStyle w:val="ListParagraph"/>
+        <w:keepNext/>
         <w:numPr>
           <w:ilvl w:val="0"/>
           <w:numId w:val="3"/>
@@ -27747,6 +27901,7 @@
     <w:p>
       <w:pPr>
         <w:pStyle w:val="ListParagraph"/>
+        <w:keepNext w:val="false"/>
         <w:numPr>
           <w:ilvl w:val="0"/>
           <w:numId w:val="3"/>
@@ -27770,6 +27925,7 @@
     <w:p>
       <w:pPr>
         <w:pStyle w:val="ListParagraph"/>
+        <w:keepNext w:val="false"/>
         <w:numPr>
           <w:ilvl w:val="0"/>
           <w:numId w:val="3"/>
@@ -27793,6 +27949,7 @@
     <w:p>
       <w:pPr>
         <w:pStyle w:val="ListParagraph"/>
+        <w:keepNext w:val="false"/>
         <w:numPr>
           <w:ilvl w:val="0"/>
           <w:numId w:val="3"/>
@@ -27816,6 +27973,7 @@
     <w:p>
       <w:pPr>
         <w:pStyle w:val="ListParagraph"/>
+        <w:keepNext w:val="false"/>
         <w:numPr>
           <w:ilvl w:val="0"/>
           <w:numId w:val="3"/>
@@ -27839,6 +27997,7 @@
     <w:p>
       <w:pPr>
         <w:pStyle w:val="ListParagraph"/>
+        <w:keepNext w:val="false"/>
         <w:numPr>
           <w:ilvl w:val="0"/>
           <w:numId w:val="3"/>
@@ -27862,6 +28021,7 @@
     <w:p>
       <w:pPr>
         <w:pStyle w:val="ListParagraph"/>
+        <w:keepNext w:val="false"/>
         <w:numPr>
           <w:ilvl w:val="0"/>
           <w:numId w:val="3"/>
@@ -27885,6 +28045,7 @@
     <w:p>
       <w:pPr>
         <w:pStyle w:val="ListParagraph"/>
+        <w:keepNext w:val="false"/>
         <w:numPr>
           <w:ilvl w:val="0"/>
           <w:numId w:val="3"/>
@@ -27934,6 +28095,7 @@
     <w:p>
       <w:pPr>
         <w:pStyle w:val="ListParagraph"/>
+        <w:keepNext w:val="false"/>
         <w:numPr>
           <w:ilvl w:val="0"/>
           <w:numId w:val="3"/>
@@ -27988,6 +28150,7 @@
       <w:pPr>
         <w:pStyle w:val="Heading2"/>
         <w:keepNext/>
+        <w:keepLines/>
       </w:pPr>
       <w:r>
         <w:rPr>
@@ -28005,6 +28168,7 @@
     </w:p>
     <w:p>
       <w:pPr>
+        <w:keepNext/>
         <w:spacing w:after="160" w:before="0" w:line="300"/>
       </w:pPr>
       <w:r>
@@ -28036,6 +28200,7 @@
     </w:p>
     <w:p>
       <w:pPr>
+        <w:keepNext/>
         <w:spacing w:after="160" w:before="0" w:line="300"/>
       </w:pPr>
       <w:r>
@@ -28067,6 +28232,7 @@
     </w:p>
     <w:p>
       <w:pPr>
+        <w:keepNext w:val="false"/>
         <w:spacing w:after="160" w:before="0" w:line="300"/>
       </w:pPr>
       <w:r>
@@ -28085,6 +28251,7 @@
     </w:p>
     <w:p>
       <w:pPr>
+        <w:keepNext w:val="false"/>
         <w:spacing w:after="160" w:before="0" w:line="300"/>
       </w:pPr>
       <w:r>
@@ -28116,6 +28283,7 @@
     </w:p>
     <w:p>
       <w:pPr>
+        <w:keepNext w:val="false"/>
         <w:spacing w:after="160" w:before="0" w:line="300"/>
       </w:pPr>
       <w:r>
@@ -28173,6 +28341,7 @@
     </w:p>
     <w:p>
       <w:pPr>
+        <w:keepNext w:val="false"/>
         <w:spacing w:after="160" w:before="0" w:line="300"/>
       </w:pPr>
       <w:r>
@@ -28204,6 +28373,7 @@
     </w:p>
     <w:p>
       <w:pPr>
+        <w:keepNext w:val="false"/>
         <w:spacing w:after="160" w:before="0" w:line="300"/>
       </w:pPr>
       <w:r>
@@ -28235,6 +28405,7 @@
     </w:p>
     <w:p>
       <w:pPr>
+        <w:keepNext w:val="false"/>
         <w:spacing w:after="160" w:before="0" w:line="300"/>
       </w:pPr>
       <w:r>
@@ -28253,6 +28424,7 @@
     </w:p>
     <w:p>
       <w:pPr>
+        <w:keepNext w:val="false"/>
         <w:spacing w:after="160" w:before="0" w:line="300"/>
       </w:pPr>
       <w:r>
@@ -28273,6 +28445,7 @@
       <w:pPr>
         <w:pStyle w:val="Heading2"/>
         <w:keepNext/>
+        <w:keepLines/>
       </w:pPr>
       <w:r>
         <w:rPr>
@@ -28316,6 +28489,7 @@
     </w:p>
     <w:p>
       <w:pPr>
+        <w:keepNext/>
         <w:spacing w:after="160" w:before="0" w:line="300"/>
       </w:pPr>
       <w:r>
@@ -28425,6 +28599,7 @@
     </w:p>
     <w:p>
       <w:pPr>
+        <w:keepNext/>
         <w:spacing w:after="160" w:before="0" w:line="300"/>
       </w:pPr>
       <w:r>
@@ -28456,6 +28631,7 @@
     </w:p>
     <w:p>
       <w:pPr>
+        <w:keepNext w:val="false"/>
         <w:spacing w:after="160" w:before="0" w:line="300"/>
       </w:pPr>
       <w:r>
@@ -28474,6 +28650,7 @@
     </w:p>
     <w:p>
       <w:pPr>
+        <w:keepNext w:val="false"/>
         <w:spacing w:after="160" w:before="0" w:line="300"/>
       </w:pPr>
       <w:r>
@@ -28505,6 +28682,7 @@
     </w:p>
     <w:p>
       <w:pPr>
+        <w:keepNext w:val="false"/>
         <w:spacing w:after="160" w:before="0" w:line="300"/>
       </w:pPr>
       <w:r>
@@ -28536,6 +28714,7 @@
     </w:p>
     <w:p>
       <w:pPr>
+        <w:keepNext w:val="false"/>
         <w:spacing w:after="160" w:before="0" w:line="300"/>
       </w:pPr>
       <w:r>
@@ -28593,6 +28772,7 @@
     </w:p>
     <w:p>
       <w:pPr>
+        <w:keepNext w:val="false"/>
         <w:spacing w:after="160" w:before="0" w:line="300"/>
       </w:pPr>
       <w:r>
@@ -28938,6 +29118,49 @@
     <w:lvl w:ilvl="0" w15:tentative="1">
       <w:start w:val="1"/>
       <w:numFmt w:val="decimal"/>
+      <w:suff w:val="space"/>
+      <w:lvlText w:val="%1."/>
+      <w:lvlJc w:val="left"/>
+      <w:pPr>
+        <w:ind w:left="0" w:firstLine="0"/>
+      </w:pPr>
+    </w:lvl>
+    <w:lvl w:ilvl="1" w15:tentative="1">
+      <w:start w:val="1"/>
+      <w:numFmt w:val="decimal"/>
+      <w:suff w:val="space"/>
+      <w:lvlText w:val="%1.%2."/>
+      <w:lvlJc w:val="left"/>
+      <w:pPr>
+        <w:ind w:left="0" w:firstLine="0"/>
+      </w:pPr>
+    </w:lvl>
+    <w:lvl w:ilvl="2" w15:tentative="1">
+      <w:start w:val="1"/>
+      <w:numFmt w:val="decimal"/>
+      <w:suff w:val="space"/>
+      <w:lvlText w:val="%1.%2.%3."/>
+      <w:lvlJc w:val="left"/>
+      <w:pPr>
+        <w:ind w:left="0" w:firstLine="0"/>
+      </w:pPr>
+    </w:lvl>
+    <w:lvl w:ilvl="3" w15:tentative="1">
+      <w:start w:val="1"/>
+      <w:numFmt w:val="decimal"/>
+      <w:suff w:val="space"/>
+      <w:lvlText w:val="%1.%2.%3.%4."/>
+      <w:lvlJc w:val="left"/>
+      <w:pPr>
+        <w:ind w:left="0" w:firstLine="0"/>
+      </w:pPr>
+    </w:lvl>
+  </w:abstractNum>
+  <w:abstractNum w:abstractNumId="4" w15:restartNumberingAfterBreak="0">
+    <w:multiLevelType w:val="hybridMultilevel"/>
+    <w:lvl w:ilvl="0" w15:tentative="1">
+      <w:start w:val="1"/>
+      <w:numFmt w:val="decimal"/>
       <w:lvlText w:val="%1."/>
       <w:lvlJc w:val="left"/>
       <w:pPr>
@@ -28952,7 +29175,7 @@
     </w:lvlOverride>
   </w:num>
   <w:num w:numId="2">
-    <w:abstractNumId w:val="3"/>
+    <w:abstractNumId w:val="4"/>
     <w:lvlOverride w:ilvl="0">
       <w:startOverride w:val="1"/>
     </w:lvlOverride>
